--- a/rapports/16_02_2026/JP_ADAMA/coh_EQ8_sup_071102000192.docx
+++ b/rapports/16_02_2026/JP_ADAMA/coh_EQ8_sup_071102000192.docx
@@ -25,7 +25,7 @@
         <w:br/>
         <w:t>Grappe: 071102000192</w:t>
         <w:br/>
-        <w:t>Date: 16/02/2026 a 12:41</w:t>
+        <w:t>Date: 16/02/2026 a 12:58</w:t>
       </w:r>
     </w:p>
     <w:p/>

--- a/rapports/16_02_2026/JP_ADAMA/coh_EQ8_sup_071102000192.docx
+++ b/rapports/16_02_2026/JP_ADAMA/coh_EQ8_sup_071102000192.docx
@@ -25,7 +25,7 @@
         <w:br/>
         <w:t>Grappe: 071102000192</w:t>
         <w:br/>
-        <w:t>Date: 16/02/2026 a 12:58</w:t>
+        <w:t>Date: 16/02/2026 a 13:06</w:t>
       </w:r>
     </w:p>
     <w:p/>
@@ -327,6 +327,38 @@
           </w:tcPr>
           <w:p>
             <w:r>
+              <w:t>Section12</w:t>
+            </w:r>
+          </w:p>
+        </w:tc>
+        <w:tc>
+          <w:tcPr>
+            <w:tcW w:type="dxa" w:w="3324"/>
+          </w:tcPr>
+          <w:p>
+            <w:r>
+              <w:t>Actifs du menage</w:t>
+            </w:r>
+          </w:p>
+        </w:tc>
+        <w:tc>
+          <w:tcPr>
+            <w:tcW w:type="dxa" w:w="3324"/>
+          </w:tcPr>
+          <w:p>
+            <w:r>
+              <w:t>11</w:t>
+            </w:r>
+          </w:p>
+        </w:tc>
+      </w:tr>
+      <w:tr>
+        <w:tc>
+          <w:tcPr>
+            <w:tcW w:type="dxa" w:w="3324"/>
+          </w:tcPr>
+          <w:p>
+            <w:r>
               <w:t>Section11</w:t>
             </w:r>
           </w:p>
@@ -338,38 +370,6 @@
           <w:p>
             <w:r>
               <w:t>Caracteristiques logement</w:t>
-            </w:r>
-          </w:p>
-        </w:tc>
-        <w:tc>
-          <w:tcPr>
-            <w:tcW w:type="dxa" w:w="3324"/>
-          </w:tcPr>
-          <w:p>
-            <w:r>
-              <w:t>10</w:t>
-            </w:r>
-          </w:p>
-        </w:tc>
-      </w:tr>
-      <w:tr>
-        <w:tc>
-          <w:tcPr>
-            <w:tcW w:type="dxa" w:w="3324"/>
-          </w:tcPr>
-          <w:p>
-            <w:r>
-              <w:t>Section12</w:t>
-            </w:r>
-          </w:p>
-        </w:tc>
-        <w:tc>
-          <w:tcPr>
-            <w:tcW w:type="dxa" w:w="3324"/>
-          </w:tcPr>
-          <w:p>
-            <w:r>
-              <w:t>Actifs du menage</w:t>
             </w:r>
           </w:p>
         </w:tc>
@@ -978,7 +978,7 @@
         <w:rPr>
           <w:sz w:val="20"/>
         </w:rPr>
-        <w:t>- Attention ! Le prix unitaire d'achat (1000 Fcfa) de Pastèque en Pièce (Petit) est relativement élevé par rapport aux autres prix observés dans cette zone. Prière de corriger ou de confirmer avec le QG. Avertissement!!! Le ménage a consommé 12 Verre ( à thé) taille unique de Sucre en poudre , cette quantité semble anormale pour une consommation des 7 derniers jours.Prière de corriger ou de confirmer avec le QG. Incohérence!! Dans ce ménage, chaque individus consomme par jour 51.67822 Kg  de cereale; Prière de revoir les quantités prises de ces produits. Le prix d'achat unitaire (500 Fcfa) de Sel en Sac (5 Kg) de taille taille unique est très faible, prière de regarder les reponses prises dans les questions s07bq07a s07bq07b s07bq07c s07bq08 pour mieux corriger. Le prix d'achat unitaire (7000 Fcfa) de Silure séché en Kg de taille taille unique prière de regarder les reponses prises dans les questions s07bq07a s07bq07b s07bq07c s07bq08 pour mieux corriger.</w:t>
+        <w:t>- Attention ! Le prix unitaire d'achat (1000 Fcfa) de Pastèque en Pièce (Petit) est relativement élevé par rapport aux autres prix observés dans cette zone. Prière de corriger ou de confirmer avec le QG. Attention ! Le prix unitaire d'achat (3750 Fcfa) de Lait en poudre en Kg (taille unique) est relativement élevé par rapport aux autres prix observés dans cette zone. Prière de corriger ou de confirmer avec le QG. Avertissement!!! Le ménage a consommé 12 Verre ( à thé) taille unique de Sucre en poudre , cette quantité semble anormale pour une consommation des 7 derniers jours.Prière de corriger ou de confirmer avec le QG. Incohérence!! Dans ce ménage, chaque individus consomme par jour 97.04858 Kg  de cereale; Prière de revoir les quantités prises de ces produits. Le prix d'achat unitaire (500 Fcfa) de Sel en Sac (5 Kg) de taille taille unique est très faible, prière de regarder les reponses prises dans les questions s07bq07a s07bq07b s07bq07c s07bq08 pour mieux corriger. Le prix d'achat unitaire (7000 Fcfa) de Silure séché en Kg de taille taille unique prière de regarder les reponses prises dans les questions s07bq07a s07bq07b s07bq07c s07bq08 pour mieux corriger.</w:t>
       </w:r>
     </w:p>
     <w:p>
@@ -1199,6 +1199,27 @@
           <w:sz w:val="20"/>
         </w:rPr>
         <w:t>- Cela semble improbable ! Le nombre abbatu (4) par les fêtes pour ces animaux Caprins (Chèvres) apparaît trop élevé. Merci de confirmer ces informations auprès du QG ou d'apporter les corrections nécessaires.</w:t>
+      </w:r>
+    </w:p>
+    <w:p>
+      <w:r>
+        <w:rPr>
+          <w:b/>
+          <w:color w:val="4672C4"/>
+          <w:sz w:val="22"/>
+        </w:rPr>
+        <w:t>&gt;&gt; Section19 - Equipements agricoles</w:t>
+      </w:r>
+    </w:p>
+    <w:p>
+      <w:pPr>
+        <w:ind w:left="283"/>
+      </w:pPr>
+      <w:r>
+        <w:rPr>
+          <w:sz w:val="20"/>
+        </w:rPr>
+        <w:t>- Attention ! Autre (à préciser) a été revendu à 2500 Fcfa qui est relativement élevé par rapport aux autres prix de revente observés dans cette zone. Prière de corriger ou de confirmer avec le QG.</w:t>
       </w:r>
     </w:p>
     <w:p>
@@ -1555,8 +1576,6 @@
         <w:rPr>
           <w:sz w:val="20"/>
         </w:rPr>
-        <w:t xml:space="preserve">- Attention ! Le montant (4000 Fcfa) dépensé ou reçu en cadeau pour les recharges internet ou de forfaits de données mobiles(hors appels vocaux), aucours des 30 derniers jours de  ndeye sokhna ndiaye est relativement élevé par rapport aux autres montants depansés observés dans cette zone. Prière de corriger ou de confirmer avec le QG. </w:t>
-        <w:br/>
         <w:t>- Incoherence! souleymane sakiné dispose d'un téléphone portable à s01q39, donc la raison évoquée ne peut pas être (ne dispose pas d'appareil).</w:t>
       </w:r>
     </w:p>
@@ -1662,7 +1681,7 @@
         <w:rPr>
           <w:sz w:val="20"/>
         </w:rPr>
-        <w:t>- Attention ! Le prix unitaire d'achat (1621.622 Fcfa) de Huile de soja  en Litre (taille unique) est relativement élevé par rapport aux autres prix observés dans cette zone. Prière de corriger ou de confirmer avec le QG. Attention ! Le prix unitaire d'achat (200 Fcfa) de Aubergine sauvage  en Pièce (Petit) est relativement élevé par rapport aux autres prix observés dans cette zone. Prière de corriger ou de confirmer avec le QG. Attention ! Le prix unitaire d'achat (200 Fcfa) de Feuilles de  Haricot en Tas (Tres petit) est relativement élevé par rapport aux autres prix observés dans cette zone. Prière de corriger ou de confirmer avec le QG. Attention ! Le prix unitaire d'achat (200 Fcfa) de Patate douce en Morceau (Portion) (Petit) est relativement élevé par rapport aux autres prix observés dans cette zone. Prière de corriger ou de confirmer avec le QG. Attention ! Le prix unitaire d'achat (200 Fcfa) de Poivron frais en Pièce (Petit) est relativement élevé par rapport aux autres prix observés dans cette zone. Prière de corriger ou de confirmer avec le QG. Attention ! Le prix unitaire d'achat (250 Fcfa) de Aubergine   en Pièce (Petit) est relativement élevé par rapport aux autres prix observés dans cette zone. Prière de corriger ou de confirmer avec le QG. Avertissement!!! Le ménage a consommé 21 Paquet Tres petit de Thé en sachet, cette quantité semble anormale pour une consommation des 7 derniers jours.Prière de corriger ou de confirmer avec le QG. Avertissement!! le prix unitaire (150 Fcfa) de Thé en sachet (unité: Paquet) de taille Tres petit est très faible ou élevé. Prière de corriger ou de confirmer avec le QG. Incohérence!! Dans ce ménage, chaque individus consomme par jour 45.405 Kg  de cereale; Prière de revoir les quantités prises de ces produits. Incohérence!! Dans ce ménage, chaque individus consomme par jour 45.405 Kg  de cereale; Prière de revoir les quantités prises de ces produits.</w:t>
+        <w:t>- Attention ! Le prix unitaire d'achat (100 Fcfa) de Soumbala (moutarde africaine) en Sachets (Tres petit) est relativement élevé par rapport aux autres prix observés dans cette zone. Prière de corriger ou de confirmer avec le QG. Attention ! Le prix unitaire d'achat (125 Fcfa) de Fromage en Pièce (taille unique) est relativement élevé par rapport aux autres prix observés dans cette zone. Prière de corriger ou de confirmer avec le QG. Attention ! Le prix unitaire d'achat (1500 Fcfa) de Pastèque en Pièce (Moyen) est relativement élevé par rapport aux autres prix observés dans cette zone. Prière de corriger ou de confirmer avec le QG. Attention ! Le prix unitaire d'achat (1621.622 Fcfa) de Huile de soja  en Litre (taille unique) est relativement élevé par rapport aux autres prix observés dans cette zone. Prière de corriger ou de confirmer avec le QG. Attention ! Le prix unitaire d'achat (200 Fcfa) de Aubergine sauvage  en Pièce (Petit) est relativement élevé par rapport aux autres prix observés dans cette zone. Prière de corriger ou de confirmer avec le QG. Attention ! Le prix unitaire d'achat (200 Fcfa) de Feuilles de  Haricot en Tas (Tres petit) est relativement élevé par rapport aux autres prix observés dans cette zone. Prière de corriger ou de confirmer avec le QG. Attention ! Le prix unitaire d'achat (200 Fcfa) de Patate douce en Morceau (Portion) (Petit) est relativement élevé par rapport aux autres prix observés dans cette zone. Prière de corriger ou de confirmer avec le QG. Attention ! Le prix unitaire d'achat (200 Fcfa) de Poivron frais en Pièce (Petit) est relativement élevé par rapport aux autres prix observés dans cette zone. Prière de corriger ou de confirmer avec le QG. Attention ! Le prix unitaire d'achat (250 Fcfa) de Aubergine   en Pièce (Petit) est relativement élevé par rapport aux autres prix observés dans cette zone. Prière de corriger ou de confirmer avec le QG. Attention ! Le prix unitaire d'achat (300 Fcfa) de Silure séché en Morceau (Portion) (Petit) est relativement élevé par rapport aux autres prix observés dans cette zone. Prière de corriger ou de confirmer avec le QG. Avertissement!!! Le ménage a consommé 21 Paquet Tres petit de Thé en sachet, cette quantité semble anormale pour une consommation des 7 derniers jours.Prière de corriger ou de confirmer avec le QG. Avertissement!! le prix unitaire (150 Fcfa) de Thé en sachet (unité: Paquet) de taille Tres petit est très faible ou élevé. Prière de corriger ou de confirmer avec le QG. Incohérence!! Dans ce ménage, chaque individus consomme par jour 73.29191 Kg  de cereale; Prière de revoir les quantités prises de ces produits. Incohérence!! Dans ce ménage, chaque individus consomme par jour 73.29191 Kg  de cereale; Prière de revoir les quantités prises de ces produits.</w:t>
       </w:r>
     </w:p>
     <w:p>
@@ -1790,9 +1809,9 @@
         <w:rPr>
           <w:sz w:val="20"/>
         </w:rPr>
+        <w:t xml:space="preserve">- Attention ! Autre (à préciser) a été revendu à 2500 Fcfa qui est relativement élevé par rapport aux autres prix de revente observés dans cette zone. Prière de corriger ou de confirmer avec le QG. </w:t>
+        <w:br/>
         <w:t xml:space="preserve">- Attention ! Hache/pioche a été revendu à 5000 Fcfa qui est relativement élevé par rapport aux autres prix de revente observés dans cette zone. Prière de corriger ou de confirmer avec le QG. </w:t>
-        <w:br/>
-        <w:t xml:space="preserve">- Attention ! Machette a été revendu à 3000 Fcfa qui est relativement élevé par rapport aux autres prix de revente observés dans cette zone. Prière de corriger ou de confirmer avec le QG. </w:t>
         <w:br/>
         <w:t>- Attention ! Pompe manuelle a été revendu à 70000 Fcfa qui est relativement élevé par rapport aux autres prix de revente observés dans cette zone. Prière de corriger ou de confirmer avec le QG.</w:t>
       </w:r>
@@ -2130,7 +2149,7 @@
         <w:rPr>
           <w:sz w:val="20"/>
         </w:rPr>
-        <w:t xml:space="preserve">- Avertissement! Veuillez renseigner par oui ou non toutes les modalités de la question s01q47. Attention ! Le montant (10000 Fcfa) dépensé ou reçu en cadeau pour les cartes prépayées, les transferts de crédit et les abonnements de  Adama Ndiaye est relativement élevé par rapport aux autres montants depansés observés dans cette zone. Prière de corriger ou de confirmer avec le QG. Attention ! Le montant (5000 Fcfa) dépensé ou reçu en cadeau pour les recharges internet ou de forfaits de données mobiles(hors appels vocaux), aucours des 30 derniers jours de  Adama Ndiaye est relativement élevé par rapport aux autres montants depansés observés dans cette zone. Prière de corriger ou de confirmer avec le QG. </w:t>
+        <w:t xml:space="preserve">- Avertissement! Veuillez renseigner par oui ou non toutes les modalités de la question s01q47. Attention ! Le montant (10000 Fcfa) dépensé ou reçu en cadeau pour les cartes prépayées, les transferts de crédit et les abonnements de  Adama Ndiaye est relativement élevé par rapport aux autres montants depansés observés dans cette zone. Prière de corriger ou de confirmer avec le QG. </w:t>
         <w:br/>
         <w:t>- Attention ! Le montant (5200 Fcfa) dépensé ou reçu en cadeau pour les cartes prépayées, les transferts de crédit et les abonnements de  Aliou Diouf est relativement élevé par rapport aux autres montants depansés observés dans cette zone. Prière de corriger ou de confirmer avec le QG.</w:t>
       </w:r>
@@ -2161,7 +2180,7 @@
         <w:br/>
         <w:t xml:space="preserve">- Peu probable! Mamadou Diouf  n'arrive pas  à comprendre un petit texte lu dans une langue locale (s02q03). Veuillez corriger ou donner des explications au QG. Peu probable! Mamadou Diouf  ne sait ni lire, ni écrire, ni comprendre dans aucune des langues  (s02q01,s02q02,s02q03). Veuillez corriger ou donner des explications au QG. Peu plausible Mamadou Diouf fréquente au minimum le fondamental 1 mais ne sait ni lire ni comprendre la langue française, prière de corriger ou de confirmer avec le QG merci.  Incohérence ! seulement les écoles gouvermentales paient les cotisations (Gouvernement, communauté, ONG ou organisation humanitaire). veuillez, s'il vous plait, confirmer cette information de Mamadou Diouf avec le QG ou apporter les corrections nécessaires. Dans les milieux urbains c'est peu probable de voir une école dont les élèves ou étudiants ne dépensent pas en frais d'uniformes, prière de verifier pour Mamadou Diouf et corriger ou confirmer avec le QG. Montant de bourse de Mamadou Diouf à vérifier. </w:t>
         <w:br/>
-        <w:t xml:space="preserve">- Peu probable! Seydina Ousmane Diouf  n'arrive pas  à comprendre un petit texte lu dans une langue locale (s02q03). Veuillez corriger ou donner des explications au QG. Peu probable! Seydina Ousmane Diouf  ne sait ni lire, ni écrire, ni comprendre dans aucune des langues  (s02q01,s02q02,s02q03). Veuillez corriger ou donner des explications au QG. Peu plausible Seydina Ousmane Diouf fréquente au minimum le fondamental 1 mais ne sait ni lire ni comprendre la langue française, prière de corriger ou de confirmer avec le QG merci.  Incohérence ! seulement les écoles gouvermentales paient les cotisations (Gouvernement, communauté, ONG ou organisation humanitaire). veuillez, s'il vous plait, confirmer cette information de Seydina Ousmane Diouf avec le QG ou apporter les corrections nécessaires. Dans les milieux urbains c'est peu probable de voir une école dont les élèves ou étudiants ne dépensent pas en frais d'uniformes, prière de verifier pour Seydina Ousmane Diouf et corriger ou confirmer avec le QG. Montant de bourse de Seydina Ousmane Diouf à vérifier. Attention ! Le frais de scolarité (6000 Fcfa) de Seydina Ousmane Diouf en 2ème année de Primaire est relativement élevé par rapport aux autres frais de scolarités observés dans cette zone. Prière de corriger ou de confirmer avec le QG. </w:t>
+        <w:t xml:space="preserve">- Peu probable! Seydina Ousmane Diouf  n'arrive pas  à comprendre un petit texte lu dans une langue locale (s02q03). Veuillez corriger ou donner des explications au QG. Peu probable! Seydina Ousmane Diouf  ne sait ni lire, ni écrire, ni comprendre dans aucune des langues  (s02q01,s02q02,s02q03). Veuillez corriger ou donner des explications au QG. Peu plausible Seydina Ousmane Diouf fréquente au minimum le fondamental 1 mais ne sait ni lire ni comprendre la langue française, prière de corriger ou de confirmer avec le QG merci.  Incohérence ! seulement les écoles gouvermentales paient les cotisations (Gouvernement, communauté, ONG ou organisation humanitaire). veuillez, s'il vous plait, confirmer cette information de Seydina Ousmane Diouf avec le QG ou apporter les corrections nécessaires. Dans les milieux urbains c'est peu probable de voir une école dont les élèves ou étudiants ne dépensent pas en frais d'uniformes, prière de verifier pour Seydina Ousmane Diouf et corriger ou confirmer avec le QG. Montant de bourse de Seydina Ousmane Diouf à vérifier. </w:t>
         <w:br/>
         <w:t>- Peu probable! Yacine Diop  n'arrive pas  à comprendre un petit texte lu dans une langue locale (s02q03). Veuillez corriger ou donner des explications au QG. La raison principale que Yacine Diop n'a pas été à l'école entre 2024/2025 est probleme famille et semble exister dans les modalités, prière de prendre attache avec le QG pour plus d'explication afin de la classer bien. La raison principale Yacine Diop abandonné l'école en cours d'année est probleme famille et semble exister dans les modalités, prière de prendre attache avec le QG pour plus d'explication afin de la classer bien.</w:t>
       </w:r>
@@ -2228,7 +2247,7 @@
         <w:rPr>
           <w:sz w:val="20"/>
         </w:rPr>
-        <w:t>- La dernière fois que vous avez acheté Lait pour bébé est Pharmacie et semble exister dans les modalités, prière de prendre attache avec le QG pour plus d'explication afin de la classer bien. Avertissement!!! Le ménage a consommé 10 Cuillère Petit de Chocolat pâte à tartiner, cette quantité semble anormale pour une consommation des 7 derniers jours.Prière de corriger ou de confirmer avec le QG. Avertissement!!! Le ménage a consommé 10 Paquet Petit de Caramel, bonbons, confiseries, etc., cette quantité semble anormale pour une consommation des 7 derniers jours.Prière de corriger ou de confirmer avec le QG. Difficile de consommer le Sel en Sachets industriel Moyen prière de verifier. Incohérence!! Dans ce ménage, chaque individus consomme par jour 20.56818 Kg  de cereale; Prière de revoir les quantités prises de ces produits.</w:t>
+        <w:t>- La dernière fois que vous avez acheté Lait pour bébé est Pharmacie et semble exister dans les modalités, prière de prendre attache avec le QG pour plus d'explication afin de la classer bien. Attention ! Le prix unitaire d'achat (108.3333 Fcfa) de Concentré de tomate en Sachets industriel (Moyen) est relativement faible par rapport aux autres prix observés dans cette zone. Prière de corriger ou de confirmer avec le QG. Attention ! Le prix unitaire d'achat (50 Fcfa) de Piment frais en Tas (Petit) est relativement faible par rapport aux autres prix observés dans cette zone. Prière de corriger ou de confirmer avec le QG. Avertissement!!! Le ménage a consommé 10 Cuillère Petit de Chocolat pâte à tartiner, cette quantité semble anormale pour une consommation des 7 derniers jours.Prière de corriger ou de confirmer avec le QG. Avertissement!!! Le ménage a consommé 10 Paquet Petit de Caramel, bonbons, confiseries, etc., cette quantité semble anormale pour une consommation des 7 derniers jours.Prière de corriger ou de confirmer avec le QG. Difficile de consommer le Sel en Sachets industriel Moyen prière de verifier. Incohérence!! Dans ce ménage, chaque individus consomme par jour 34.80844 Kg  de cereale; Prière de revoir les quantités prises de ces produits.</w:t>
       </w:r>
     </w:p>
     <w:p>
@@ -2865,7 +2884,7 @@
         <w:rPr>
           <w:sz w:val="20"/>
         </w:rPr>
-        <w:t>- Attention ! Le prix unitaire d'achat (1000 Fcfa) de Sel en Sachets (Petit) est relativement élevé par rapport aux autres prix observés dans cette zone. Prière de corriger ou de confirmer avec le QG. Attention ! Le prix unitaire d'achat (500 Fcfa) de Mâchoiron séchée (Kon) en Tas (Petit) est relativement élevé par rapport aux autres prix observés dans cette zone. Prière de corriger ou de confirmer avec le QG. Attention ! Le prix unitaire d'achat (500 Fcfa) de Poivron frais en Tas (Moyen) est relativement élevé par rapport aux autres prix observés dans cette zone. Prière de corriger ou de confirmer avec le QG. Attention ! Le prix unitaire d'achat (800 Fcfa) de Banane douce en Kg (taille unique) est relativement faible par rapport aux autres prix observés dans cette zone. Prière de corriger ou de confirmer avec le QG. Avertissement!! La quantité (3.5 litre) du produit Huile de palme raffinée consommée  par le ménage semble très élevé, prière de corriger ou confirmer avec le QG. Avertissement!!! Le ménage a consommé 24 Cuillère Petit de Chocolat pâte à tartiner, cette quantité semble anormale pour une consommation des 7 derniers jours.Prière de corriger ou de confirmer avec le QG. Avertissement!!! Le ménage a consommé 7 Paquet Petit de Thé en sachet, cette quantité semble anormale pour une consommation des 7 derniers jours.Prière de corriger ou de confirmer avec le QG. Avertissement!! le prix unitaire (300 Fcfa) de Thé en sachet (unité: Paquet) de taille Petit est très faible ou élevé. Prière de corriger ou de confirmer avec le QG. Attention ! Le prix unitaire d'achat (300 Fcfa) de Thé en sachet en Paquet (Petit) est relativement élevé par rapport aux autres prix observés dans cette zone. Prière de corriger ou de confirmer avec le QG. Incohérence!! Dans ce ménage, chaque individus consomme par jour 20.42286 Kg  de cereale; Prière de revoir les quantités prises de ces produits. Incohérence!! Dans ce ménage, chaque individus consomme par jour 20.42286 Kg  de cereale; Prière de revoir les quantités prises de ces produits.</w:t>
+        <w:t>- Attention ! Le prix unitaire d'achat (1000 Fcfa) de Sel en Sachets (Petit) est relativement élevé par rapport aux autres prix observés dans cette zone. Prière de corriger ou de confirmer avec le QG. Attention ! Le prix unitaire d'achat (500 Fcfa) de Aubergine sauvage  en Tas (Moyen) est relativement élevé par rapport aux autres prix observés dans cette zone. Prière de corriger ou de confirmer avec le QG. Attention ! Le prix unitaire d'achat (500 Fcfa) de Silure séché en Pièce (Moyen) est relativement élevé par rapport aux autres prix observés dans cette zone. Prière de corriger ou de confirmer avec le QG. Attention ! Le prix unitaire d'achat (800 Fcfa) de Banane douce en Kg (taille unique) est relativement faible par rapport aux autres prix observés dans cette zone. Prière de corriger ou de confirmer avec le QG. Avertissement!! La quantité (3.5 litre) du produit Huile de palme raffinée consommée  par le ménage semble très élevé, prière de corriger ou confirmer avec le QG. Avertissement!!! Le ménage a consommé 24 Cuillère Petit de Chocolat pâte à tartiner, cette quantité semble anormale pour une consommation des 7 derniers jours.Prière de corriger ou de confirmer avec le QG. Avertissement!!! Le ménage a consommé 7 Paquet Petit de Thé en sachet, cette quantité semble anormale pour une consommation des 7 derniers jours.Prière de corriger ou de confirmer avec le QG. Avertissement!! le prix unitaire (300 Fcfa) de Thé en sachet (unité: Paquet) de taille Petit est très faible ou élevé. Prière de corriger ou de confirmer avec le QG. Attention ! Le prix unitaire d'achat (300 Fcfa) de Thé en sachet en Paquet (Petit) est relativement élevé par rapport aux autres prix observés dans cette zone. Prière de corriger ou de confirmer avec le QG. Incohérence!! Dans ce ménage, chaque individus consomme par jour 36.10286 Kg  de cereale; Prière de revoir les quantités prises de ces produits. Incohérence!! Dans ce ménage, chaque individus consomme par jour 36.10286 Kg  de cereale; Prière de revoir les quantités prises de ces produits.</w:t>
       </w:r>
     </w:p>
     <w:p>
@@ -2991,6 +3010,8 @@
         <w:rPr>
           <w:sz w:val="20"/>
         </w:rPr>
+        <w:t xml:space="preserve">- Attention ! Téléphone portable a été achété à 150000 Fcfa est relativement élevé par rapport aux autres prix d'achat observés dans cette zone. Prière de corriger ou de confirmer avec le QG. </w:t>
+        <w:br/>
         <w:t>- Avertissement!!! Le prix d'achat (7000) de l'article  Bonbonne de gaz est inférieur aux prix de revente (8000)  avec l'âge du bien atteignant 5 ans. Prière de vérifier ou confirmer avec l'enquêté et mettre les bonnes valeurs après verification, s'il le faut.</w:t>
       </w:r>
     </w:p>
@@ -3526,7 +3547,7 @@
         <w:rPr>
           <w:sz w:val="20"/>
         </w:rPr>
-        <w:t>- Attention ! Soupçons de quantité anormale! Le ménage de cherif masaly avec une taille de 6 personnes a consommé 2.62 Litre en taille unique de Huile de palme raffinée qui est relativement élevé comme consommation par rapport à la condition de vie des autres ménages de même taille dans cette zone. Prière de corriger ou de confirmer avec le QG. Incohérence!! Dans ce ménage, chaque individus consomme par jour 37.88476 Kg  de cereale; Prière de revoir les quantités prises de ces produits. Incohérence!! Dans ce ménage, chaque individus consomme par jour 37.88476 Kg  de cereale; Prière de revoir les quantités prises de ces produits. Incohérence!! Dans ce ménage, chaque individus consomme par jour 37.88476 Kg  de cereale; Prière de revoir les quantités prises de ces produits. Attention ! Le prix unitaire d'achat (600 Fcfa) de Riz local fumé (malo-woussou) en Kg (taille unique) est relativement élevé par rapport aux autres prix observés dans cette zone. Prière de corriger ou de confirmer avec le QG.</w:t>
+        <w:t>- Attention ! Le prix unitaire d'achat (100 Fcfa) de Piment frais en Pièce (Petit) est relativement élevé par rapport aux autres prix observés dans cette zone. Prière de corriger ou de confirmer avec le QG. Attention ! Le prix unitaire d'achat (200 Fcfa) de Autres condiments (persil, céléri, etc.) en Tas (Petit) est relativement élevé par rapport aux autres prix observés dans cette zone. Prière de corriger ou de confirmer avec le QG. Incohérence!! Dans ce ménage, chaque individus consomme par jour 71.82214 Kg  de cereale; Prière de revoir les quantités prises de ces produits. Incohérence!! Dans ce ménage, chaque individus consomme par jour 71.82214 Kg  de cereale; Prière de revoir les quantités prises de ces produits. Incohérence!! Dans ce ménage, chaque individus consomme par jour 71.82214 Kg  de cereale; Prière de revoir les quantités prises de ces produits.</w:t>
       </w:r>
     </w:p>
     <w:p>
@@ -4195,7 +4216,7 @@
         <w:rPr>
           <w:sz w:val="20"/>
         </w:rPr>
-        <w:t>- Attention ! Le prix unitaire d'achat (50 Fcfa) de Feuilles de  Haricot en Tas (Petit) est relativement faible par rapport aux autres prix observés dans cette zone. Prière de corriger ou de confirmer avec le QG. Avertissement!!!Le ménage a consommé 70 Cuillère de Petit de Chocolat pâte à tartiner  ce qui semble incoherent pour une consommation aucours des 7 derniers jours, prière de verifier et corriger. Avertissement!!! Le ménage a consommé 70 Cuillère Petit de Chocolat pâte à tartiner, cette quantité semble anormale pour une consommation des 7 derniers jours.Prière de corriger ou de confirmer avec le QG. Attention ! Le prix unitaire d'achat (14.28571 Fcfa) de Chocolat pâte à tartiner en Cuillère (Petit) est relativement faible par rapport aux autres prix observés dans cette zone. Prière de corriger ou de confirmer avec le QG. Difficile de consommer le Sel en Sachets industriel Moyen prière de verifier. Incohérence!! Dans ce ménage, chaque individus consomme par jour 48.53486 Kg  de cereale; Prière de revoir les quantités prises de ces produits. Incohérence!! Dans ce ménage, chaque individus consomme par jour 48.53486 Kg  de cereale; Prière de revoir les quantités prises de ces produits.</w:t>
+        <w:t>- Attention ! Le prix unitaire d'achat (50 Fcfa) de Feuilles de  Haricot en Tas (Petit) est relativement faible par rapport aux autres prix observés dans cette zone. Prière de corriger ou de confirmer avec le QG. Avertissement!!!Le ménage a consommé 70 Cuillère de Petit de Chocolat pâte à tartiner  ce qui semble incoherent pour une consommation aucours des 7 derniers jours, prière de verifier et corriger. Avertissement!!! Le ménage a consommé 70 Cuillère Petit de Chocolat pâte à tartiner, cette quantité semble anormale pour une consommation des 7 derniers jours.Prière de corriger ou de confirmer avec le QG. Attention ! Le prix unitaire d'achat (14.28571 Fcfa) de Chocolat pâte à tartiner en Cuillère (Petit) est relativement faible par rapport aux autres prix observés dans cette zone. Prière de corriger ou de confirmer avec le QG. Difficile de consommer le Sel en Sachets industriel Moyen prière de verifier. Incohérence!! Dans ce ménage, chaque individus consomme par jour 78.716 Kg  de cereale; Prière de revoir les quantités prises de ces produits. Incohérence!! Dans ce ménage, chaque individus consomme par jour 78.716 Kg  de cereale; Prière de revoir les quantités prises de ces produits.</w:t>
       </w:r>
     </w:p>
     <w:p>
@@ -4321,6 +4342,8 @@
         <w:rPr>
           <w:sz w:val="20"/>
         </w:rPr>
+        <w:t xml:space="preserve">- Attention ! Antenne parabolique / décodeur a été achété à 25000 Fcfa est relativement élevé par rapport aux autres prix d'achat observés dans cette zone. Prière de corriger ou de confirmer avec le QG. </w:t>
+        <w:br/>
         <w:t>- Avertissement!!! Le prix d'achat (8000) de l'article  Bonbonne de gaz est inférieur aux prix de revente (11000)  avec l'âge du bien atteignant 5 ans. Prière de vérifier ou confirmer avec l'enquêté et mettre les bonnes valeurs après verification, s'il le faut.</w:t>
       </w:r>
     </w:p>
@@ -4699,7 +4722,7 @@
         <w:rPr>
           <w:sz w:val="20"/>
         </w:rPr>
-        <w:t xml:space="preserve">- Attention ! Le montant (5200 Fcfa) dépensé ou reçu en cadeau pour les cartes prépayées, les transferts de crédit et les abonnements de  ousmane sy est relativement élevé par rapport aux autres montants depansés observés dans cette zone. Prière de corriger ou de confirmer avec le QG. Attention ! Le montant (4000 Fcfa) dépensé ou reçu en cadeau pour les recharges internet ou de forfaits de données mobiles(hors appels vocaux), aucours des 30 derniers jours de  ousmane sy est relativement élevé par rapport aux autres montants depansés observés dans cette zone. Prière de corriger ou de confirmer avec le QG. </w:t>
+        <w:t xml:space="preserve">- Attention ! Le montant (5200 Fcfa) dépensé ou reçu en cadeau pour les cartes prépayées, les transferts de crédit et les abonnements de  ousmane sy est relativement élevé par rapport aux autres montants depansés observés dans cette zone. Prière de corriger ou de confirmer avec le QG. </w:t>
         <w:br/>
         <w:t>- Les informations sur l'acte de naissance (ni Jours, ni mois et ni années) de  khady diop  manquent, s'il vous plait pouvez-vous fournir d'effort pour avoir ces informations. Le mois de l'enfant ( khady diop ) n'est pas connu mais vous avez declaré en s01q04a le nombre de mois, prière de changer NSP au niveau de s01q03b.</w:t>
       </w:r>
@@ -4810,7 +4833,7 @@
         <w:rPr>
           <w:sz w:val="20"/>
         </w:rPr>
-        <w:t>- Attention ! Le prix unitaire d'achat (100 Fcfa) de Piment séché en Sachets (Tres petit) est relativement élevé par rapport aux autres prix observés dans cette zone. Prière de corriger ou de confirmer avec le QG. Attention ! Le prix unitaire d'achat (100 Fcfa) de Poivre en Sachets (Tres petit) est relativement élevé par rapport aux autres prix observés dans cette zone. Prière de corriger ou de confirmer avec le QG. Attention ! Le prix unitaire d'achat (1800 Fcfa) de Lait en poudre en Kg (taille unique) est relativement faible par rapport aux autres prix observés dans cette zone. Prière de corriger ou de confirmer avec le QG. Attention ! Le prix unitaire d'achat (200 Fcfa) de Aubergine   en Pièce (Petit) est relativement élevé par rapport aux autres prix observés dans cette zone. Prière de corriger ou de confirmer avec le QG. Attention ! Le prix unitaire d'achat (200 Fcfa) de Aubergine sauvage  en Pièce (Petit) est relativement élevé par rapport aux autres prix observés dans cette zone. Prière de corriger ou de confirmer avec le QG. Attention ! Le prix unitaire d'achat (200 Fcfa) de Carotte en Pièce (Petit) est relativement élevé par rapport aux autres prix observés dans cette zone. Prière de corriger ou de confirmer avec le QG. Attention ! Le prix unitaire d'achat (600 Fcfa) de Huile de soja  en Litre (taille unique) est relativement faible par rapport aux autres prix observés dans cette zone. Prière de corriger ou de confirmer avec le QG. Attention ! Le prix unitaire d'achat (800 Fcfa) de Oignon frais en Kg (taille unique) est relativement élevé par rapport aux autres prix observés dans cette zone. Prière de corriger ou de confirmer avec le QG. Avertissement!!! Le ménage a consommé 18 Cuillère Petit de Chocolat pâte à tartiner, cette quantité semble anormale pour une consommation des 7 derniers jours.Prière de corriger ou de confirmer avec le QG. Avertissement!!! Le ménage a consommé 21 Verre ( à thé) taille unique de Sucre en poudre , cette quantité semble anormale pour une consommation des 7 derniers jours.Prière de corriger ou de confirmer avec le QG. Attention ! Le prix unitaire d'achat (650 Fcfa) de Sucre en poudre  en Kg (taille unique) est relativement élevé par rapport aux autres prix observés dans cette zone. Prière de corriger ou de confirmer avec le QG. Incohérence!! Dans ce ménage, chaque individus consomme par jour 15.10714 Kg  de cereale; Prière de revoir les quantités prises de ces produits.</w:t>
+        <w:t>- Attention ! Le prix unitaire d'achat (100 Fcfa) de Piment séché en Sachets (Tres petit) est relativement élevé par rapport aux autres prix observés dans cette zone. Prière de corriger ou de confirmer avec le QG. Attention ! Le prix unitaire d'achat (100 Fcfa) de Poivre en Sachets (Tres petit) est relativement élevé par rapport aux autres prix observés dans cette zone. Prière de corriger ou de confirmer avec le QG. Attention ! Le prix unitaire d'achat (100 Fcfa) de Sel en Sachets (Tres petit) est relativement élevé par rapport aux autres prix observés dans cette zone. Prière de corriger ou de confirmer avec le QG. Attention ! Le prix unitaire d'achat (1800 Fcfa) de Lait en poudre en Kg (taille unique) est relativement faible par rapport aux autres prix observés dans cette zone. Prière de corriger ou de confirmer avec le QG. Attention ! Le prix unitaire d'achat (200 Fcfa) de Aubergine   en Pièce (Petit) est relativement élevé par rapport aux autres prix observés dans cette zone. Prière de corriger ou de confirmer avec le QG. Attention ! Le prix unitaire d'achat (200 Fcfa) de Aubergine sauvage  en Pièce (Petit) est relativement élevé par rapport aux autres prix observés dans cette zone. Prière de corriger ou de confirmer avec le QG. Attention ! Le prix unitaire d'achat (200 Fcfa) de Carotte en Pièce (Petit) est relativement élevé par rapport aux autres prix observés dans cette zone. Prière de corriger ou de confirmer avec le QG. Attention ! Le prix unitaire d'achat (600 Fcfa) de Huile de soja  en Litre (taille unique) est relativement faible par rapport aux autres prix observés dans cette zone. Prière de corriger ou de confirmer avec le QG. Attention ! Le prix unitaire d'achat (800 Fcfa) de Oignon frais en Kg (taille unique) est relativement élevé par rapport aux autres prix observés dans cette zone. Prière de corriger ou de confirmer avec le QG. Avertissement!!! Le ménage a consommé 18 Cuillère Petit de Chocolat pâte à tartiner, cette quantité semble anormale pour une consommation des 7 derniers jours.Prière de corriger ou de confirmer avec le QG. Avertissement!!! Le ménage a consommé 21 Verre ( à thé) taille unique de Sucre en poudre , cette quantité semble anormale pour une consommation des 7 derniers jours.Prière de corriger ou de confirmer avec le QG. Attention ! Le prix unitaire d'achat (650 Fcfa) de Sucre en poudre  en Kg (taille unique) est relativement élevé par rapport aux autres prix observés dans cette zone. Prière de corriger ou de confirmer avec le QG. Incohérence!! Dans ce ménage, chaque individus consomme par jour 25.75343 Kg  de cereale; Prière de revoir les quantités prises de ces produits.</w:t>
       </w:r>
     </w:p>
     <w:p>
@@ -5345,7 +5368,7 @@
         <w:rPr>
           <w:sz w:val="20"/>
         </w:rPr>
-        <w:t>- Attention ! Le prix unitaire d'achat (152.381 Fcfa) de Pain moderne (Baguette) en miche (Moyen) est relativement élevé par rapport aux autres prix observés dans cette zone. Prière de corriger ou de confirmer avec le QG. Avertissement!!! Le ménage a consommé 10 Sachets Moyen de Sucre en poudre , cette quantité semble anormale pour une consommation des 7 derniers jours.Prière de corriger ou de confirmer avec le QG. Difficile de consommer le Sel en Sachets industriel Moyen prière de verifier. Incohérence!! Dans ce ménage, chaque individus consomme par jour 24.06649 Kg  de cereale; Prière de revoir les quantités prises de ces produits.</w:t>
+        <w:t>- Attention ! Le prix unitaire d'achat (152.381 Fcfa) de Pain moderne (Baguette) en miche (Moyen) est relativement élevé par rapport aux autres prix observés dans cette zone. Prière de corriger ou de confirmer avec le QG. Avertissement!!! Le ménage a consommé 10 Sachets Moyen de Sucre en poudre , cette quantité semble anormale pour une consommation des 7 derniers jours.Prière de corriger ou de confirmer avec le QG. Difficile de consommer le Sel en Sachets industriel Moyen prière de verifier. Incohérence!! Dans ce ménage, chaque individus consomme par jour 41.63468 Kg  de cereale; Prière de revoir les quantités prises de ces produits.</w:t>
       </w:r>
     </w:p>
     <w:p>
@@ -5408,7 +5431,7 @@
         <w:rPr>
           <w:sz w:val="20"/>
         </w:rPr>
-        <w:t xml:space="preserve">- Avertissement!!! Le prix d'achat (4000) de l'article  Bonbonne de gaz est inférieur aux prix de revente (10000)  avec l'âge du bien atteignant 15 ans. Prière de vérifier ou confirmer avec l'enquêté et mettre les bonnes valeurs après verification, s'il le faut. </w:t>
+        <w:t xml:space="preserve">- Avertissement!!! Le prix d'achat (4000) de l'article  Bonbonne de gaz est inférieur aux prix de revente (10000)  avec l'âge du bien atteignant 15 ans. Prière de vérifier ou confirmer avec l'enquêté et mettre les bonnes valeurs après verification, s'il le faut. Attention ! Bonbonne de gaz a été achété à 4000 Fcfa est relativement faible par rapport aux autres prix d'achat observés dans cette zone. Prière de corriger ou de confirmer avec le QG. </w:t>
         <w:br/>
         <w:t xml:space="preserve">- Le prix de revente de l'article  Armoires et autres meubles ne doit pas être égal 0 même si le ménage l'a reçu en cadeau prière de leurs aider à faire une estimations. </w:t>
         <w:br/>
@@ -5878,7 +5901,7 @@
         <w:rPr>
           <w:sz w:val="20"/>
         </w:rPr>
-        <w:t>- Avertissement!!! Le ménage a consommé 14 Sachets Tres petit de Sucre en poudre , cette quantité semble anormale pour une consommation des 7 derniers jours.Prière de corriger ou de confirmer avec le QG. Avertissement!!! Le ménage a consommé 7 Paquet Petit de Thé en sachet, cette quantité semble anormale pour une consommation des 7 derniers jours.Prière de corriger ou de confirmer avec le QG. Avertissement!! le prix unitaire (300 Fcfa) de Thé en sachet (unité: Paquet) de taille Petit est très faible ou élevé. Prière de corriger ou de confirmer avec le QG. Attention ! Le prix unitaire d'achat (300 Fcfa) de Thé en sachet en Paquet (Petit) est relativement élevé par rapport aux autres prix observés dans cette zone. Prière de corriger ou de confirmer avec le QG. Incohérence!! Dans ce ménage, chaque individus consomme par jour 139.7679 Kg  de cereale; Prière de revoir les quantités prises de ces produits.</w:t>
+        <w:t>- Attention ! Le prix unitaire d'achat (200 Fcfa) de Tomate fraîche en Tas (Petit) est relativement élevé par rapport aux autres prix observés dans cette zone. Prière de corriger ou de confirmer avec le QG. Avertissement!!! Le ménage a consommé 14 Sachets Tres petit de Sucre en poudre , cette quantité semble anormale pour une consommation des 7 derniers jours.Prière de corriger ou de confirmer avec le QG. Avertissement!!! Le ménage a consommé 7 Paquet Petit de Thé en sachet, cette quantité semble anormale pour une consommation des 7 derniers jours.Prière de corriger ou de confirmer avec le QG. Avertissement!! le prix unitaire (300 Fcfa) de Thé en sachet (unité: Paquet) de taille Petit est très faible ou élevé. Prière de corriger ou de confirmer avec le QG. Attention ! Le prix unitaire d'achat (300 Fcfa) de Thé en sachet en Paquet (Petit) est relativement élevé par rapport aux autres prix observés dans cette zone. Prière de corriger ou de confirmer avec le QG. Incohérence!! Dans ce ménage, chaque individus consomme par jour 225.625 Kg  de cereale; Prière de revoir les quantités prises de ces produits. Attention ! Le prix unitaire d'achat (600 Fcfa) de Riz local Gambiaka en Kg (taille unique) est relativement élevé par rapport aux autres prix observés dans cette zone. Prière de corriger ou de confirmer avec le QG.</w:t>
       </w:r>
     </w:p>
     <w:p>
@@ -5942,6 +5965,27 @@
           <w:sz w:val="20"/>
         </w:rPr>
         <w:t>- Le principal mode d'évacuation des eaux usées du ménage est arrosage des plantes et semble exister dans les modalités, prière de prendre attache avec le QG pour plus d'explication afin de la classer bien.</w:t>
+      </w:r>
+    </w:p>
+    <w:p>
+      <w:r>
+        <w:rPr>
+          <w:b/>
+          <w:color w:val="4672C4"/>
+          <w:sz w:val="22"/>
+        </w:rPr>
+        <w:t>&gt;&gt; Section12 - Actifs du menage</w:t>
+      </w:r>
+    </w:p>
+    <w:p>
+      <w:pPr>
+        <w:ind w:left="283"/>
+      </w:pPr>
+      <w:r>
+        <w:rPr>
+          <w:sz w:val="20"/>
+        </w:rPr>
+        <w:t>- Attention ! Bonbonne de gaz a été achété à 5000 Fcfa est relativement faible par rapport aux autres prix d'achat observés dans cette zone. Prière de corriger ou de confirmer avec le QG.</w:t>
       </w:r>
     </w:p>
     <w:p>
@@ -6009,29 +6053,6 @@
           <w:sz w:val="20"/>
         </w:rPr>
         <w:t>- La section 16 du ménage de alioune diop n'est pas renseigné, prière de renseigner.</w:t>
-      </w:r>
-    </w:p>
-    <w:p>
-      <w:r>
-        <w:rPr>
-          <w:b/>
-          <w:color w:val="4672C4"/>
-          <w:sz w:val="22"/>
-        </w:rPr>
-        <w:t>&gt;&gt; Section19 - Equipements agricoles</w:t>
-      </w:r>
-    </w:p>
-    <w:p>
-      <w:pPr>
-        <w:ind w:left="283"/>
-      </w:pPr>
-      <w:r>
-        <w:rPr>
-          <w:sz w:val="20"/>
-        </w:rPr>
-        <w:t xml:space="preserve">- Attention ! Houe/daba/hilaire a été revendu à 3000 Fcfa qui est relativement élevé par rapport aux autres prix de revente observés dans cette zone. Prière de corriger ou de confirmer avec le QG. </w:t>
-        <w:br/>
-        <w:t>- Attention ! Machette a été revendu à 3000 Fcfa qui est relativement élevé par rapport aux autres prix de revente observés dans cette zone. Prière de corriger ou de confirmer avec le QG.</w:t>
       </w:r>
     </w:p>
     <w:p>
@@ -6451,7 +6472,7 @@
         <w:rPr>
           <w:sz w:val="20"/>
         </w:rPr>
-        <w:t>- La dernière fois que vous avez acheté Lait en poudre est pharmacie et semble exister dans les modalités, prière de prendre attache avec le QG pour plus d'explication afin de la classer bien.  La dernière fois que vous avez acheté Lait pour bébé est pharmacie et semble exister dans les modalités, prière de prendre attache avec le QG pour plus d'explication afin de la classer bien.  La dernière fois que vous avez acheté Soumbala (moutarde africaine) est yobantè et semble exister dans les modalités, prière de prendre attache avec le QG pour plus d'explication afin de la classer bien. Incohérence!! Dans ce ménage, chaque individus consomme par jour 104.2407 Kg  de cereale; Prière de revoir les quantités prises de ces produits.</w:t>
+        <w:t>- La dernière fois que vous avez acheté Lait en poudre est pharmacie et semble exister dans les modalités, prière de prendre attache avec le QG pour plus d'explication afin de la classer bien.  La dernière fois que vous avez acheté Lait pour bébé est pharmacie et semble exister dans les modalités, prière de prendre attache avec le QG pour plus d'explication afin de la classer bien.  La dernière fois que vous avez acheté Soumbala (moutarde africaine) est yobantè et semble exister dans les modalités, prière de prendre attache avec le QG pour plus d'explication afin de la classer bien. Attention ! Le prix unitaire d'achat (200 Fcfa) de Carotte en Pièce (Moyen) est relativement élevé par rapport aux autres prix observés dans cette zone. Prière de corriger ou de confirmer avec le QG. Incohérence!! Dans ce ménage, chaque individus consomme par jour 203.0443 Kg  de cereale; Prière de revoir les quantités prises de ces produits. Attention ! Le prix unitaire d'achat (600 Fcfa) de Riz local Gambiaka en Kg (taille unique) est relativement élevé par rapport aux autres prix observés dans cette zone. Prière de corriger ou de confirmer avec le QG.</w:t>
       </w:r>
     </w:p>
     <w:p>
@@ -6556,7 +6577,9 @@
         <w:rPr>
           <w:sz w:val="20"/>
         </w:rPr>
-        <w:t xml:space="preserve">- Attention ! Appareil TV a été achété à 400000 Fcfa est relativement élevé par rapport aux autres prix d'achat observés dans cette zone. Prière de corriger ou de confirmer avec le QG. Attention ! Appareil TV a été revendu à 200000 Fcfa qui est relativement élevé par rapport aux autres prix de revente observés dans cette zone. Prière de corriger ou de confirmer avec le QG. </w:t>
+        <w:t xml:space="preserve">- Attention ! Appareil TV a été achété à 400000 Fcfa est relativement élevé par rapport aux autres prix d'achat observés dans cette zone. Prière de corriger ou de confirmer avec le QG. </w:t>
+        <w:br/>
+        <w:t xml:space="preserve">- Attention ! Climatiseurs/splits (non installés au mur) a été achété à 300000 Fcfa est relativement élevé par rapport aux autres prix d'achat observés dans cette zone. Prière de corriger ou de confirmer avec le QG. </w:t>
         <w:br/>
         <w:t>- Attention ! Table à manger  (table + chaises) a été achété à 400000 Fcfa est relativement élevé par rapport aux autres prix d'achat observés dans cette zone. Prière de corriger ou de confirmer avec le QG.</w:t>
       </w:r>
@@ -7064,7 +7087,7 @@
         <w:rPr>
           <w:sz w:val="20"/>
         </w:rPr>
-        <w:t>- Attention ! Le prix unitaire d'achat (50 Fcfa) de Feuilles de  Haricot en Tas (Petit) est relativement faible par rapport aux autres prix observés dans cette zone. Prière de corriger ou de confirmer avec le QG. Avertissement!!! Le ménage a consommé 3 Bidon 20l taille unique de Eau minérale/filtrée en bouteille locale, cette quantité semble anormale pour une consommation des 7 derniers jours, prière de verifier et corriger. Avertissement!!! Le ménage a consommé 6 Paquet Petit de Thé en sachet, cette quantité semble anormale pour une consommation des 7 derniers jours.Prière de corriger ou de confirmer avec le QG. Avertissement!! le prix unitaire (125 Fcfa) de Thé en sachet (unité: Paquet) de taille Petit est très faible ou élevé. Prière de corriger ou de confirmer avec le QG. Attention ! Le prix unitaire d'achat (125 Fcfa) de Thé en sachet en Paquet (Petit) est relativement faible par rapport aux autres prix observés dans cette zone. Prière de corriger ou de confirmer avec le QG. Incohérence!! Dans ce ménage, chaque individus consomme par jour 40.49 Kg  de cereale; Prière de revoir les quantités prises de ces produits.</w:t>
+        <w:t>- Attention ! Le prix unitaire d'achat (50 Fcfa) de Feuilles de  Haricot en Tas (Petit) est relativement faible par rapport aux autres prix observés dans cette zone. Prière de corriger ou de confirmer avec le QG. Attention ! Soupçons de quantité anormale! Le ménage de abdou gaye avec une taille de 5 personnes a consommé 1 Kg en taille unique de Arachides pilées qui est relativement élevé comme consommation par rapport à la condition de vie des autres ménages de même taille dans cette zone. Prière de corriger ou de confirmer avec le QG. Avertissement!!! Le ménage a consommé 3 Bidon 20l taille unique de Eau minérale/filtrée en bouteille locale, cette quantité semble anormale pour une consommation des 7 derniers jours, prière de verifier et corriger. Avertissement!!! Le ménage a consommé 6 Paquet Petit de Thé en sachet, cette quantité semble anormale pour une consommation des 7 derniers jours.Prière de corriger ou de confirmer avec le QG. Avertissement!! le prix unitaire (125 Fcfa) de Thé en sachet (unité: Paquet) de taille Petit est très faible ou élevé. Prière de corriger ou de confirmer avec le QG. Incohérence!! Dans ce ménage, chaque individus consomme par jour 74.58571 Kg  de cereale; Prière de revoir les quantités prises de ces produits.</w:t>
       </w:r>
     </w:p>
     <w:p>
